--- a/artifacts/stage4_ars/analog_requirements_specification.docx
+++ b/artifacts/stage4_ars/analog_requirements_specification.docx
@@ -41,7 +41,7 @@
         <w:pStyle w:val="BodyText"/>
       </w:pPr>
       <w:r>
-        <w:t xml:space="preserve">Date: 2026-10-01</w:t>
+        <w:t xml:space="preserve">Date: 2026-10-06</w:t>
       </w:r>
     </w:p>
     <w:p>
@@ -73,7 +73,7 @@
         <w:pStyle w:val="BodyText"/>
       </w:pPr>
       <w:r>
-        <w:t xml:space="preserve">Source specification: C:/Users/iannuzza/LOCAL_PROJ/Github_copilot_proj/STBIO_AI/specs/DDS_STBIO1.pdf</w:t>
+        <w:t xml:space="preserve">Source specification: C:/Users/iannuzza/LOCAL_PROJ/Github_copilot_proj/Deterministic_Reqs_workflow/specs/DDS_STBIO1.pdf</w:t>
       </w:r>
     </w:p>
     <w:p>
@@ -4171,7 +4171,7 @@
               <w:pStyle w:val="Compact"/>
             </w:pPr>
             <w:r>
-              <w:t xml:space="preserve">2026-10-01</w:t>
+              <w:t xml:space="preserve">2026-10-06</w:t>
             </w:r>
           </w:p>
         </w:tc>

--- a/artifacts/stage4_ars/analog_requirements_specification.docx
+++ b/artifacts/stage4_ars/analog_requirements_specification.docx
@@ -41,7 +41,7 @@
         <w:pStyle w:val="BodyText"/>
       </w:pPr>
       <w:r>
-        <w:t xml:space="preserve">Date: 2026-10-06</w:t>
+        <w:t xml:space="preserve">Date: 2026-10-09</w:t>
       </w:r>
     </w:p>
     <w:p>
@@ -57,7 +57,7 @@
         <w:pStyle w:val="BodyText"/>
       </w:pPr>
       <w:r>
-        <w:t xml:space="preserve">Snapshot ID: snap-b2e8101b00dc6909feaed885</w:t>
+        <w:t xml:space="preserve">Snapshot ID: snap-73c872b1307b6adb5eaf843e</w:t>
       </w:r>
     </w:p>
     <w:p>
@@ -966,14 +966,9 @@
           <w:numId w:val="1001"/>
         </w:numPr>
       </w:pPr>
-      <w:hyperlink w:anchor="X6588c2fef3e19db11895ab3d240d188b09b14db">
-        <w:r>
-          <w:rPr>
-            <w:rStyle w:val="Hyperlink"/>
-          </w:rPr>
-          <w:t xml:space="preserve">8. Assumptions and TBD</w:t>
-        </w:r>
-      </w:hyperlink>
+      <w:r>
+        <w:t xml:space="preserve">[8.</w:t>
+      </w:r>
     </w:p>
     <w:p>
       <w:pPr>
@@ -3690,7 +3685,7 @@
               <w:pStyle w:val="Compact"/>
             </w:pPr>
             <w:r>
-              <w:t xml:space="preserve">8. Assumptions and TBD</w:t>
+              <w:t xml:space="preserve">8. Assumptions</w:t>
             </w:r>
           </w:p>
         </w:tc>
@@ -3711,14 +3706,6 @@
             <w:pPr>
               <w:pStyle w:val="Compact"/>
             </w:pPr>
-            <w:hyperlink w:anchor="X6588c2fef3e19db11895ab3d240d188b09b14db">
-              <w:r>
-                <w:rPr>
-                  <w:rStyle w:val="Hyperlink"/>
-                </w:rPr>
-                <w:t xml:space="preserve">Jump</w:t>
-              </w:r>
-            </w:hyperlink>
           </w:p>
         </w:tc>
         <w:tc>
@@ -4198,6 +4185,52 @@
           </w:p>
         </w:tc>
       </w:tr>
+      <w:tr>
+        <w:tc>
+          <w:tcPr/>
+          <w:p>
+            <w:pPr>
+              <w:pStyle w:val="Compact"/>
+            </w:pPr>
+            <w:r>
+              <w:t xml:space="preserve">1.2</w:t>
+            </w:r>
+          </w:p>
+        </w:tc>
+        <w:tc>
+          <w:tcPr/>
+          <w:p>
+            <w:pPr>
+              <w:pStyle w:val="Compact"/>
+            </w:pPr>
+            <w:r>
+              <w:t xml:space="preserve">2026-10-09</w:t>
+            </w:r>
+          </w:p>
+        </w:tc>
+        <w:tc>
+          <w:tcPr/>
+          <w:p>
+            <w:pPr>
+              <w:pStyle w:val="Compact"/>
+            </w:pPr>
+            <w:r>
+              <w:t xml:space="preserve">Snapshot snap-73c872b1307b6adb5eaf843e ARS baseline generated from Stage 1 and Stage 2 artifacts</w:t>
+            </w:r>
+          </w:p>
+        </w:tc>
+        <w:tc>
+          <w:tcPr/>
+          <w:p>
+            <w:pPr>
+              <w:pStyle w:val="Compact"/>
+            </w:pPr>
+            <w:r>
+              <w:t xml:space="preserve">Alessandro Lucio IANNUZZI</w:t>
+            </w:r>
+          </w:p>
+        </w:tc>
+      </w:tr>
     </w:tbl>
     <w:p>
       <w:pPr>
@@ -6110,13 +6143,13 @@
     </w:p>
     <w:bookmarkEnd w:id="91"/>
     <w:bookmarkEnd w:id="92"/>
-    <w:bookmarkStart w:id="93" w:name="X6588c2fef3e19db11895ab3d240d188b09b14db"/>
+    <w:bookmarkStart w:id="93" w:name="X5e87c6980ed91cc3e7ba3e39c2d7b456b7be1cb"/>
     <w:p>
       <w:pPr>
         <w:pStyle w:val="Heading2"/>
       </w:pPr>
       <w:r>
-        <w:t xml:space="preserve">8. Assumptions and TBD</w:t>
+        <w:t xml:space="preserve">8. Assumptions</w:t>
       </w:r>
     </w:p>
     <w:p>
@@ -6129,18 +6162,6 @@
       </w:pPr>
       <w:r>
         <w:t xml:space="preserve">ASSUME-001: Analog validation environments provide representative sensor and load stimulus.</w:t>
-      </w:r>
-    </w:p>
-    <w:p>
-      <w:pPr>
-        <w:pStyle w:val="Compact"/>
-        <w:numPr>
-          <w:ilvl w:val="0"/>
-          <w:numId w:val="1016"/>
-        </w:numPr>
-      </w:pPr>
-      <w:r>
-        <w:t xml:space="preserve">TBD-001: Unassigned requirements in ARS traceability matrix require architectural owner review.</w:t>
       </w:r>
     </w:p>
     <w:bookmarkEnd w:id="93"/>

--- a/artifacts/stage4_ars/analog_requirements_specification.docx
+++ b/artifacts/stage4_ars/analog_requirements_specification.docx
@@ -41,7 +41,7 @@
         <w:pStyle w:val="BodyText"/>
       </w:pPr>
       <w:r>
-        <w:t xml:space="preserve">Date: 2026-10-09</w:t>
+        <w:t xml:space="preserve">Date: 2026-10-15</w:t>
       </w:r>
     </w:p>
     <w:p>
